--- a/task177/golden/assistant_first_aftermath_note.docx
+++ b/task177/golden/assistant_first_aftermath_note.docx
@@ -7,7 +7,7 @@
         <w:pStyle w:val="Heading1"/>
       </w:pPr>
       <w:r>
-        <w:t>Jobseekers will start 26 per cent of their own contacts in Ask Prairie Works in March and April</w:t>
+        <w:t>Jobseekers will start 25 per cent of their own contacts in Ask Prairie Works in March and April</w:t>
       </w:r>
     </w:p>
     <w:p>
@@ -26,7 +26,7 @@
         <w:rPr>
           <w:b/>
         </w:rPr>
-        <w:t>Jobseekers on the register on 3 January 2027 will start 26 per cent of the contacts they make themselves between 1 March and 25 April 2027 in Ask Prairie Works.</w:t>
+        <w:t>Jobseekers on the register on 3 January 2027 will start 25 per cent of the contacts they make themselves between 1 March and 25 April 2027 in Ask Prairie Works.</w:t>
       </w:r>
     </w:p>
     <w:p>
@@ -122,7 +122,7 @@
           </w:tcPr>
           <w:p>
             <w:r>
-              <w:t>26%</w:t>
+              <w:t>25%</w:t>
             </w:r>
           </w:p>
         </w:tc>

--- a/task177/golden/assistant_first_aftermath_note.docx
+++ b/task177/golden/assistant_first_aftermath_note.docx
@@ -256,7 +256,7 @@
     </w:p>
     <w:p>
       <w:r>
-        <w:t>Release 4.0 resolving the conversations it takes as it resolved 2,041 of the acceptance test's 2,400; calls an adviser takes resolving as in 2026; check-ins every 14 days from each claim's opening; other questions at the 2026 rate; the overflow transfer back on from 1 March. Jobseekers whose claims close before March drop out without changing the share.</w:t>
+        <w:t>Release 4.0 resolving the conversations it takes as it resolved 2,003 of the acceptance test's 2,400 (rollout plan 1.3); the calls the queue keeps resolving as in 2026 (3.3); check-ins every 14 days from each claim's opening, on their due dates (4.1); other questions at the 2026 rate; the overflow transfer back on from 1 March. Jobseekers whose claims close before March drop out without changing the share.</w:t>
       </w:r>
     </w:p>
     <w:p>
